--- a/resume.docx
+++ b/resume.docx
@@ -478,23 +478,7 @@
           <w:sz w:val="24"/>
           <w:szCs w:val="24"/>
         </w:rPr>
-        <w:t xml:space="preserve"> cowork </w:t>
-      </w:r>
-      <w:r>
-        <w:rPr>
-          <w:rFonts w:ascii="Times New Roman" w:hAnsi="Times New Roman"/>
-          <w:sz w:val="24"/>
-          <w:szCs w:val="24"/>
-        </w:rPr>
-        <w:t>platform</w:t>
-      </w:r>
-      <w:r>
-        <w:rPr>
-          <w:rFonts w:ascii="Times New Roman" w:hAnsi="Times New Roman"/>
-          <w:sz w:val="24"/>
-          <w:szCs w:val="24"/>
-        </w:rPr>
-        <w:t xml:space="preserve">, enabling </w:t>
+        <w:t xml:space="preserve"> cowork platform, enabling </w:t>
       </w:r>
       <w:bookmarkStart w:id="7" w:name="__DdeLink__165_1384320943"/>
       <w:r>
@@ -512,15 +496,7 @@
           <w:sz w:val="24"/>
           <w:szCs w:val="24"/>
         </w:rPr>
-        <w:t xml:space="preserve"> </w:t>
-      </w:r>
-      <w:r>
-        <w:rPr>
-          <w:rFonts w:ascii="Times New Roman" w:hAnsi="Times New Roman"/>
-          <w:sz w:val="24"/>
-          <w:szCs w:val="24"/>
-        </w:rPr>
-        <w:t xml:space="preserve">with </w:t>
+        <w:t xml:space="preserve"> with </w:t>
       </w:r>
       <w:r>
         <w:rPr>
@@ -888,8 +864,20 @@
           <w:sz w:val="24"/>
           <w:szCs w:val="24"/>
         </w:rPr>
-        <w:t xml:space="preserve"> Claude Code, Docker, GitHub Actions, CI/CD</w:t>
+        <w:t xml:space="preserve"> Claude Code, Docker, GitHub Actions</w:t>
       </w:r>
+      <w:bookmarkStart w:id="9" w:name="__DdeLink__189_1034259336"/>
+      <w:r>
+        <w:rPr>
+          <w:rStyle w:val="Strong"/>
+          <w:rFonts w:eastAsia="Calibri" w:cs="Times New Roman" w:ascii="Times New Roman" w:hAnsi="Times New Roman"/>
+          <w:color w:val="auto"/>
+          <w:sz w:val="24"/>
+          <w:szCs w:val="24"/>
+        </w:rPr>
+        <w:t>, CI/CD</w:t>
+      </w:r>
+      <w:bookmarkEnd w:id="9"/>
       <w:r>
         <w:rPr>
           <w:rFonts w:eastAsia="Calibri" w:cs="Times New Roman" w:ascii="Times New Roman" w:hAnsi="Times New Roman"/>
@@ -922,7 +910,7 @@
           <w:sz w:val="24"/>
           <w:szCs w:val="24"/>
         </w:rPr>
-        <w:t>Web Assistant</w:t>
+        <w:t>Technical Advisor</w:t>
       </w:r>
       <w:r>
         <w:rPr>
@@ -931,7 +919,7 @@
           <w:szCs w:val="24"/>
         </w:rPr>
         <w:tab/>
-        <w:t>8/2024 - 9/2024</w:t>
+        <w:t>9/2026</w:t>
       </w:r>
     </w:p>
     <w:p>
@@ -944,17 +932,18 @@
         <w:spacing w:lineRule="auto" w:line="240" w:before="0" w:after="29"/>
         <w:rPr/>
       </w:pPr>
-      <w:hyperlink r:id="rId7">
+      <w:hyperlink r:id="rId7" w:tgtFrame="_blank">
         <w:r>
           <w:rPr>
             <w:rStyle w:val="Hyperlink"/>
             <w:rFonts w:cs="Times New Roman" w:ascii="Times New Roman" w:hAnsi="Times New Roman"/>
             <w:i/>
+            <w:i/>
             <w:iCs/>
             <w:sz w:val="24"/>
             <w:szCs w:val="24"/>
           </w:rPr>
-          <w:t>OSU Extension Service</w:t>
+          <w:t>Plucia</w:t>
         </w:r>
       </w:hyperlink>
       <w:r>
@@ -983,171 +972,7 @@
           <w:sz w:val="24"/>
           <w:szCs w:val="24"/>
         </w:rPr>
-        <w:t>Corvallis, Oregon</w:t>
-      </w:r>
-    </w:p>
-    <w:p>
-      <w:pPr>
-        <w:pStyle w:val="ListParagraph"/>
-        <w:numPr>
-          <w:ilvl w:val="0"/>
-          <w:numId w:val="1"/>
-        </w:numPr>
-        <w:spacing w:lineRule="auto" w:line="240" w:before="0" w:after="86"/>
-        <w:ind w:hanging="360" w:left="360"/>
-        <w:contextualSpacing w:val="false"/>
-        <w:rPr/>
-      </w:pPr>
-      <w:r>
-        <w:rPr>
-          <w:rFonts w:cs="Times New Roman" w:ascii="Times New Roman" w:hAnsi="Times New Roman"/>
-          <w:b/>
-          <w:bCs/>
-          <w:color w:val="auto"/>
-          <w:sz w:val="24"/>
-          <w:szCs w:val="24"/>
-        </w:rPr>
-        <w:t>Maintained</w:t>
-      </w:r>
-      <w:r>
-        <w:rPr>
-          <w:rFonts w:cs="Times New Roman" w:ascii="Times New Roman" w:hAnsi="Times New Roman"/>
-          <w:color w:val="auto"/>
-          <w:sz w:val="24"/>
-          <w:szCs w:val="24"/>
-        </w:rPr>
-        <w:t xml:space="preserve"> the portal for educators and school districts using </w:t>
-      </w:r>
-      <w:r>
-        <w:rPr>
-          <w:rStyle w:val="Strong"/>
-          <w:rFonts w:cs="Times New Roman" w:ascii="Times New Roman" w:hAnsi="Times New Roman"/>
-          <w:color w:val="auto"/>
-          <w:sz w:val="24"/>
-          <w:szCs w:val="24"/>
-        </w:rPr>
-        <w:t>Drupal CMS</w:t>
-      </w:r>
-      <w:r>
-        <w:rPr>
-          <w:rFonts w:cs="Times New Roman" w:ascii="Times New Roman" w:hAnsi="Times New Roman"/>
-          <w:color w:val="auto"/>
-          <w:sz w:val="24"/>
-          <w:szCs w:val="24"/>
-        </w:rPr>
-        <w:t>, ensuring seamless access to outdoor education resources and reporting systems.</w:t>
-      </w:r>
-    </w:p>
-    <w:p>
-      <w:pPr>
-        <w:pStyle w:val="Normal"/>
-        <w:tabs>
-          <w:tab w:val="clear" w:pos="720"/>
-          <w:tab w:val="right" w:pos="10080" w:leader="none"/>
-        </w:tabs>
-        <w:spacing w:lineRule="auto" w:line="240" w:before="0" w:after="29"/>
-        <w:rPr/>
-      </w:pPr>
-      <w:r>
-        <w:rPr>
-          <w:rFonts w:cs="Times New Roman" w:ascii="Times New Roman" w:hAnsi="Times New Roman"/>
-          <w:b/>
-          <w:bCs/>
-          <w:sz w:val="24"/>
-          <w:szCs w:val="24"/>
-        </w:rPr>
-        <w:t xml:space="preserve">Software </w:t>
-      </w:r>
-      <w:r>
-        <w:rPr>
-          <w:rStyle w:val="Hyperlink"/>
-          <w:rFonts w:cs="Times New Roman" w:ascii="Times New Roman" w:hAnsi="Times New Roman"/>
-          <w:b/>
-          <w:bCs/>
-          <w:color w:val="000000"/>
-          <w:sz w:val="24"/>
-          <w:szCs w:val="24"/>
-          <w:u w:val="none"/>
-        </w:rPr>
-        <w:t>Engineer</w:t>
-      </w:r>
-      <w:r>
-        <w:rPr>
-          <w:rFonts w:cs="Times New Roman" w:ascii="Times New Roman" w:hAnsi="Times New Roman"/>
-          <w:sz w:val="24"/>
-          <w:szCs w:val="24"/>
-        </w:rPr>
-        <w:tab/>
-        <w:t>9/2020 - 11/2022</w:t>
-      </w:r>
-    </w:p>
-    <w:p>
-      <w:pPr>
-        <w:pStyle w:val="Normal"/>
-        <w:tabs>
-          <w:tab w:val="clear" w:pos="720"/>
-          <w:tab w:val="right" w:pos="10080" w:leader="none"/>
-        </w:tabs>
-        <w:spacing w:lineRule="auto" w:line="240" w:before="0" w:after="29"/>
-        <w:rPr>
-          <w:rFonts w:ascii="Times New Roman" w:hAnsi="Times New Roman"/>
-          <w:sz w:val="24"/>
-          <w:szCs w:val="24"/>
-        </w:rPr>
-      </w:pPr>
-      <w:r>
-        <w:rPr>
-          <w:rFonts w:cs="Times New Roman" w:ascii="Times New Roman" w:hAnsi="Times New Roman"/>
-          <w:i/>
-          <w:iCs/>
-          <w:sz w:val="24"/>
-          <w:szCs w:val="24"/>
-        </w:rPr>
-        <w:t>ICC Innovative Consulting</w:t>
-      </w:r>
-      <w:r>
-        <w:rPr>
-          <w:rFonts w:cs="Times New Roman" w:ascii="Times New Roman" w:hAnsi="Times New Roman"/>
-          <w:b/>
-          <w:bCs/>
-          <w:i/>
-          <w:iCs/>
-          <w:sz w:val="24"/>
-          <w:szCs w:val="24"/>
-        </w:rPr>
-        <w:t xml:space="preserve"> </w:t>
-      </w:r>
-      <w:r>
-        <w:rPr>
-          <w:rFonts w:cs="Times New Roman" w:ascii="Times New Roman" w:hAnsi="Times New Roman"/>
-          <w:b/>
-          <w:bCs/>
-          <w:sz w:val="24"/>
-          <w:szCs w:val="24"/>
-        </w:rPr>
-        <w:tab/>
-      </w:r>
-      <w:bookmarkStart w:id="9" w:name="__DdeLink__117_255574347"/>
-      <w:r>
-        <w:rPr>
-          <w:rFonts w:cs="Times New Roman" w:ascii="Times New Roman" w:hAnsi="Times New Roman"/>
-          <w:i/>
-          <w:iCs/>
-          <w:sz w:val="24"/>
-          <w:szCs w:val="24"/>
-        </w:rPr>
-        <w:t>Ho Chi Minh C</w:t>
-      </w:r>
-      <w:bookmarkEnd w:id="9"/>
-      <w:r>
-        <w:rPr>
-          <w:rFonts w:cs="Times New Roman" w:ascii="Times New Roman" w:hAnsi="Times New Roman"/>
-          <w:i/>
-          <w:iCs/>
-          <w:sz w:val="24"/>
-          <w:szCs w:val="24"/>
-        </w:rPr>
-        <w:t>ity, Vietnam</w:t>
+        <w:t>Dubai, United Arab Emirates</w:t>
       </w:r>
     </w:p>
     <w:p>
@@ -1171,7 +996,7 @@
           <w:sz w:val="24"/>
           <w:szCs w:val="24"/>
         </w:rPr>
-        <w:t>Maintained</w:t>
+        <w:t>Restored</w:t>
       </w:r>
       <w:r>
         <w:rPr>
@@ -1180,7 +1005,7 @@
           <w:sz w:val="24"/>
           <w:szCs w:val="24"/>
         </w:rPr>
-        <w:t xml:space="preserve"> a high-throughput </w:t>
+        <w:t xml:space="preserve"> an undocumented AI-powered sales agent using </w:t>
       </w:r>
       <w:r>
         <w:rPr>
@@ -1191,7 +1016,7 @@
           <w:sz w:val="24"/>
           <w:szCs w:val="24"/>
         </w:rPr>
-        <w:t>B2B</w:t>
+        <w:t>React, Hono, AWS Bedrock, OpenAI SDK, React Query, Zustand</w:t>
       </w:r>
       <w:r>
         <w:rPr>
@@ -1200,39 +1025,7 @@
           <w:sz w:val="24"/>
           <w:szCs w:val="24"/>
         </w:rPr>
-        <w:t xml:space="preserve"> distribution management system using </w:t>
-      </w:r>
-      <w:r>
-        <w:rPr>
-          <w:rStyle w:val="Strong"/>
-          <w:rFonts w:cs="Times New Roman" w:ascii="Times New Roman" w:hAnsi="Times New Roman"/>
-          <w:color w:val="auto"/>
-          <w:sz w:val="24"/>
-          <w:szCs w:val="24"/>
-        </w:rPr>
-        <w:t>.NET (C#), Vue, Typescript, Postgres, Microservices</w:t>
-      </w:r>
-      <w:bookmarkStart w:id="10" w:name="__DdeLink__159_1676980460"/>
-      <w:r>
-        <w:rPr>
-          <w:rStyle w:val="Strong"/>
-          <w:rFonts w:cs="Times New Roman" w:ascii="Times New Roman" w:hAnsi="Times New Roman"/>
-          <w:color w:val="auto"/>
-          <w:sz w:val="24"/>
-          <w:szCs w:val="24"/>
-        </w:rPr>
-        <w:t>, Redis</w:t>
-      </w:r>
-      <w:bookmarkEnd w:id="10"/>
-      <w:r>
-        <w:rPr>
-          <w:rStyle w:val="Strong"/>
-          <w:rFonts w:cs="Times New Roman" w:ascii="Times New Roman" w:hAnsi="Times New Roman"/>
-          <w:color w:val="auto"/>
-          <w:sz w:val="24"/>
-          <w:szCs w:val="24"/>
-        </w:rPr>
-        <w:t>, Kubernetes.</w:t>
+        <w:t xml:space="preserve"> to a production-ready state.</w:t>
       </w:r>
     </w:p>
     <w:p>
@@ -1245,6 +1038,342 @@
         <w:spacing w:lineRule="auto" w:line="240" w:before="0" w:after="29"/>
         <w:ind w:hanging="360" w:left="360"/>
         <w:contextualSpacing w:val="false"/>
+        <w:rPr/>
+      </w:pPr>
+      <w:r>
+        <w:rPr>
+          <w:rFonts w:cs="Times New Roman" w:ascii="Times New Roman" w:hAnsi="Times New Roman"/>
+          <w:b/>
+          <w:bCs/>
+          <w:color w:val="auto"/>
+          <w:sz w:val="24"/>
+          <w:szCs w:val="24"/>
+        </w:rPr>
+        <w:t>Reduced</w:t>
+      </w:r>
+      <w:r>
+        <w:rPr>
+          <w:rFonts w:cs="Times New Roman" w:ascii="Times New Roman" w:hAnsi="Times New Roman"/>
+          <w:color w:val="auto"/>
+          <w:sz w:val="24"/>
+          <w:szCs w:val="24"/>
+        </w:rPr>
+        <w:t xml:space="preserve"> technical overhead by transitioning from </w:t>
+      </w:r>
+      <w:r>
+        <w:rPr>
+          <w:rFonts w:cs="Times New Roman" w:ascii="Times New Roman" w:hAnsi="Times New Roman"/>
+          <w:b/>
+          <w:bCs/>
+          <w:color w:val="auto"/>
+          <w:sz w:val="24"/>
+          <w:szCs w:val="24"/>
+        </w:rPr>
+        <w:t>Neon</w:t>
+      </w:r>
+      <w:r>
+        <w:rPr>
+          <w:rFonts w:cs="Times New Roman" w:ascii="Times New Roman" w:hAnsi="Times New Roman"/>
+          <w:color w:val="auto"/>
+          <w:sz w:val="24"/>
+          <w:szCs w:val="24"/>
+        </w:rPr>
+        <w:t xml:space="preserve"> database to generic </w:t>
+      </w:r>
+      <w:r>
+        <w:rPr>
+          <w:rFonts w:cs="Times New Roman" w:ascii="Times New Roman" w:hAnsi="Times New Roman"/>
+          <w:b/>
+          <w:bCs/>
+          <w:color w:val="auto"/>
+          <w:sz w:val="24"/>
+          <w:szCs w:val="24"/>
+        </w:rPr>
+        <w:t>Postgre</w:t>
+      </w:r>
+      <w:r>
+        <w:rPr>
+          <w:rFonts w:cs="Times New Roman" w:ascii="Times New Roman" w:hAnsi="Times New Roman"/>
+          <w:b/>
+          <w:bCs/>
+          <w:color w:val="auto"/>
+          <w:sz w:val="24"/>
+          <w:szCs w:val="24"/>
+        </w:rPr>
+        <w:t>s</w:t>
+      </w:r>
+      <w:r>
+        <w:rPr>
+          <w:rFonts w:cs="Times New Roman" w:ascii="Times New Roman" w:hAnsi="Times New Roman"/>
+          <w:b/>
+          <w:bCs/>
+          <w:color w:val="auto"/>
+          <w:sz w:val="24"/>
+          <w:szCs w:val="24"/>
+        </w:rPr>
+        <w:t>.</w:t>
+      </w:r>
+    </w:p>
+    <w:p>
+      <w:pPr>
+        <w:pStyle w:val="ListParagraph"/>
+        <w:numPr>
+          <w:ilvl w:val="0"/>
+          <w:numId w:val="1"/>
+        </w:numPr>
+        <w:spacing w:lineRule="auto" w:line="240" w:before="0" w:after="29"/>
+        <w:ind w:hanging="360" w:left="360"/>
+        <w:contextualSpacing w:val="false"/>
+        <w:rPr/>
+      </w:pPr>
+      <w:r>
+        <w:rPr>
+          <w:rFonts w:cs="Times New Roman" w:ascii="Times New Roman" w:hAnsi="Times New Roman"/>
+          <w:b/>
+          <w:bCs/>
+          <w:color w:val="auto"/>
+          <w:sz w:val="24"/>
+          <w:szCs w:val="24"/>
+        </w:rPr>
+        <w:t>Took ownership</w:t>
+      </w:r>
+      <w:r>
+        <w:rPr>
+          <w:rFonts w:cs="Times New Roman" w:ascii="Times New Roman" w:hAnsi="Times New Roman"/>
+          <w:color w:val="auto"/>
+          <w:sz w:val="24"/>
+          <w:szCs w:val="24"/>
+        </w:rPr>
+        <w:t xml:space="preserve"> of product management and </w:t>
+      </w:r>
+      <w:r>
+        <w:rPr>
+          <w:rFonts w:cs="Times New Roman" w:ascii="Times New Roman" w:hAnsi="Times New Roman"/>
+          <w:b/>
+          <w:bCs/>
+          <w:color w:val="auto"/>
+          <w:sz w:val="24"/>
+          <w:szCs w:val="24"/>
+        </w:rPr>
+        <w:t>coordinated</w:t>
+      </w:r>
+      <w:r>
+        <w:rPr>
+          <w:rFonts w:cs="Times New Roman" w:ascii="Times New Roman" w:hAnsi="Times New Roman"/>
+          <w:color w:val="auto"/>
+          <w:sz w:val="24"/>
+          <w:szCs w:val="24"/>
+        </w:rPr>
+        <w:t xml:space="preserve"> technical and product work.</w:t>
+      </w:r>
+    </w:p>
+    <w:p>
+      <w:pPr>
+        <w:pStyle w:val="Normal"/>
+        <w:tabs>
+          <w:tab w:val="clear" w:pos="720"/>
+          <w:tab w:val="right" w:pos="10080" w:leader="none"/>
+        </w:tabs>
+        <w:spacing w:lineRule="auto" w:line="240" w:before="0" w:after="29"/>
+        <w:rPr/>
+      </w:pPr>
+      <w:r>
+        <w:rPr>
+          <w:rFonts w:cs="Times New Roman" w:ascii="Times New Roman" w:hAnsi="Times New Roman"/>
+          <w:b/>
+          <w:bCs/>
+          <w:sz w:val="24"/>
+          <w:szCs w:val="24"/>
+        </w:rPr>
+        <w:t xml:space="preserve">Software </w:t>
+      </w:r>
+      <w:r>
+        <w:rPr>
+          <w:rStyle w:val="Hyperlink"/>
+          <w:rFonts w:cs="Times New Roman" w:ascii="Times New Roman" w:hAnsi="Times New Roman"/>
+          <w:b/>
+          <w:bCs/>
+          <w:color w:val="000000"/>
+          <w:sz w:val="24"/>
+          <w:szCs w:val="24"/>
+          <w:u w:val="none"/>
+        </w:rPr>
+        <w:t>Engineer</w:t>
+      </w:r>
+      <w:r>
+        <w:rPr>
+          <w:rFonts w:cs="Times New Roman" w:ascii="Times New Roman" w:hAnsi="Times New Roman"/>
+          <w:sz w:val="24"/>
+          <w:szCs w:val="24"/>
+        </w:rPr>
+        <w:tab/>
+        <w:t>9/2020 - 11/2022</w:t>
+      </w:r>
+    </w:p>
+    <w:p>
+      <w:pPr>
+        <w:pStyle w:val="Normal"/>
+        <w:tabs>
+          <w:tab w:val="clear" w:pos="720"/>
+          <w:tab w:val="right" w:pos="10080" w:leader="none"/>
+        </w:tabs>
+        <w:spacing w:lineRule="auto" w:line="240" w:before="0" w:after="29"/>
+        <w:rPr>
+          <w:rFonts w:ascii="Times New Roman" w:hAnsi="Times New Roman"/>
+          <w:sz w:val="24"/>
+          <w:szCs w:val="24"/>
+        </w:rPr>
+      </w:pPr>
+      <w:r>
+        <w:rPr>
+          <w:rFonts w:cs="Times New Roman" w:ascii="Times New Roman" w:hAnsi="Times New Roman"/>
+          <w:i/>
+          <w:iCs/>
+          <w:sz w:val="24"/>
+          <w:szCs w:val="24"/>
+        </w:rPr>
+        <w:t>ICC Innovative Consulting</w:t>
+      </w:r>
+      <w:r>
+        <w:rPr>
+          <w:rFonts w:cs="Times New Roman" w:ascii="Times New Roman" w:hAnsi="Times New Roman"/>
+          <w:b/>
+          <w:bCs/>
+          <w:i/>
+          <w:iCs/>
+          <w:sz w:val="24"/>
+          <w:szCs w:val="24"/>
+        </w:rPr>
+        <w:t xml:space="preserve"> </w:t>
+      </w:r>
+      <w:r>
+        <w:rPr>
+          <w:rFonts w:cs="Times New Roman" w:ascii="Times New Roman" w:hAnsi="Times New Roman"/>
+          <w:b/>
+          <w:bCs/>
+          <w:sz w:val="24"/>
+          <w:szCs w:val="24"/>
+        </w:rPr>
+        <w:tab/>
+      </w:r>
+      <w:bookmarkStart w:id="10" w:name="__DdeLink__117_255574347"/>
+      <w:r>
+        <w:rPr>
+          <w:rFonts w:cs="Times New Roman" w:ascii="Times New Roman" w:hAnsi="Times New Roman"/>
+          <w:i/>
+          <w:iCs/>
+          <w:sz w:val="24"/>
+          <w:szCs w:val="24"/>
+        </w:rPr>
+        <w:t>Ho Chi Minh C</w:t>
+      </w:r>
+      <w:bookmarkEnd w:id="10"/>
+      <w:r>
+        <w:rPr>
+          <w:rFonts w:cs="Times New Roman" w:ascii="Times New Roman" w:hAnsi="Times New Roman"/>
+          <w:i/>
+          <w:iCs/>
+          <w:sz w:val="24"/>
+          <w:szCs w:val="24"/>
+        </w:rPr>
+        <w:t>ity, Vietnam</w:t>
+      </w:r>
+    </w:p>
+    <w:p>
+      <w:pPr>
+        <w:pStyle w:val="ListParagraph"/>
+        <w:numPr>
+          <w:ilvl w:val="0"/>
+          <w:numId w:val="1"/>
+        </w:numPr>
+        <w:spacing w:lineRule="auto" w:line="240" w:before="0" w:after="29"/>
+        <w:ind w:hanging="360" w:left="360"/>
+        <w:contextualSpacing w:val="false"/>
+        <w:rPr/>
+      </w:pPr>
+      <w:r>
+        <w:rPr>
+          <w:rFonts w:cs="Times New Roman" w:ascii="Times New Roman" w:hAnsi="Times New Roman"/>
+          <w:b/>
+          <w:bCs/>
+          <w:color w:val="auto"/>
+          <w:sz w:val="24"/>
+          <w:szCs w:val="24"/>
+        </w:rPr>
+        <w:t>Maintained</w:t>
+      </w:r>
+      <w:r>
+        <w:rPr>
+          <w:rFonts w:cs="Times New Roman" w:ascii="Times New Roman" w:hAnsi="Times New Roman"/>
+          <w:color w:val="auto"/>
+          <w:sz w:val="24"/>
+          <w:szCs w:val="24"/>
+        </w:rPr>
+        <w:t xml:space="preserve"> a high-throughput </w:t>
+      </w:r>
+      <w:r>
+        <w:rPr>
+          <w:rFonts w:cs="Times New Roman" w:ascii="Times New Roman" w:hAnsi="Times New Roman"/>
+          <w:b/>
+          <w:bCs/>
+          <w:color w:val="auto"/>
+          <w:sz w:val="24"/>
+          <w:szCs w:val="24"/>
+        </w:rPr>
+        <w:t>B2B</w:t>
+      </w:r>
+      <w:r>
+        <w:rPr>
+          <w:rFonts w:cs="Times New Roman" w:ascii="Times New Roman" w:hAnsi="Times New Roman"/>
+          <w:color w:val="auto"/>
+          <w:sz w:val="24"/>
+          <w:szCs w:val="24"/>
+        </w:rPr>
+        <w:t xml:space="preserve"> distribution management system using </w:t>
+      </w:r>
+      <w:r>
+        <w:rPr>
+          <w:rStyle w:val="Strong"/>
+          <w:rFonts w:cs="Times New Roman" w:ascii="Times New Roman" w:hAnsi="Times New Roman"/>
+          <w:color w:val="auto"/>
+          <w:sz w:val="24"/>
+          <w:szCs w:val="24"/>
+        </w:rPr>
+        <w:t>.NET (C#), Vue, Typescript, Postgres, Microservices</w:t>
+      </w:r>
+      <w:bookmarkStart w:id="11" w:name="__DdeLink__159_1676980460"/>
+      <w:r>
+        <w:rPr>
+          <w:rStyle w:val="Strong"/>
+          <w:rFonts w:cs="Times New Roman" w:ascii="Times New Roman" w:hAnsi="Times New Roman"/>
+          <w:color w:val="auto"/>
+          <w:sz w:val="24"/>
+          <w:szCs w:val="24"/>
+        </w:rPr>
+        <w:t>, Redis</w:t>
+      </w:r>
+      <w:bookmarkEnd w:id="11"/>
+      <w:r>
+        <w:rPr>
+          <w:rStyle w:val="Strong"/>
+          <w:rFonts w:cs="Times New Roman" w:ascii="Times New Roman" w:hAnsi="Times New Roman"/>
+          <w:color w:val="auto"/>
+          <w:sz w:val="24"/>
+          <w:szCs w:val="24"/>
+        </w:rPr>
+        <w:t>, Kubernetes.</w:t>
+      </w:r>
+    </w:p>
+    <w:p>
+      <w:pPr>
+        <w:pStyle w:val="ListParagraph"/>
+        <w:numPr>
+          <w:ilvl w:val="0"/>
+          <w:numId w:val="1"/>
+        </w:numPr>
+        <w:spacing w:lineRule="auto" w:line="240" w:before="0" w:after="29"/>
+        <w:ind w:hanging="360" w:left="360"/>
+        <w:contextualSpacing w:val="false"/>
         <w:rPr>
           <w:rFonts w:ascii="Times New Roman" w:hAnsi="Times New Roman"/>
           <w:sz w:val="24"/>
@@ -1517,7 +1646,7 @@
           <w:sz w:val="24"/>
           <w:szCs w:val="24"/>
         </w:rPr>
-        <w:t>: .NET, Node.js, NestJS, Express.js, FastAPI</w:t>
+        <w:t>: .NET, Node.js, NestJS, Express.js, FastAPI, Hono</w:t>
       </w:r>
     </w:p>
     <w:p>
@@ -1553,8 +1682,19 @@
           <w:sz w:val="24"/>
           <w:szCs w:val="24"/>
         </w:rPr>
-        <w:t>: MySQL, Postgres, MongoDB, GraphQL, Redis, RabbitMQ, ElasticSearch</w:t>
+        <w:t xml:space="preserve">: MySQL, Postgres, MongoDB, GraphQL, Redis, RabbitMQ, </w:t>
       </w:r>
+      <w:bookmarkStart w:id="12" w:name="__DdeLink__171_3282455164"/>
+      <w:r>
+        <w:rPr>
+          <w:rFonts w:eastAsia="Calibri" w:cs="Times New Roman" w:ascii="Times New Roman" w:hAnsi="Times New Roman"/>
+          <w:kern w:val="0"/>
+          <w:sz w:val="24"/>
+          <w:szCs w:val="24"/>
+        </w:rPr>
+        <w:t>Solr</w:t>
+      </w:r>
+      <w:bookmarkEnd w:id="12"/>
     </w:p>
     <w:p>
       <w:pPr>
@@ -1752,7 +1892,7 @@
         </w:rPr>
         <w:tab/>
       </w:r>
-      <w:bookmarkStart w:id="11" w:name="__DdeLink__436_2627214314"/>
+      <w:bookmarkStart w:id="13" w:name="__DdeLink__436_2627214314"/>
       <w:r>
         <w:rPr>
           <w:rFonts w:cs="Times New Roman" w:ascii="Times New Roman" w:hAnsi="Times New Roman"/>
@@ -1763,7 +1903,7 @@
         </w:rPr>
         <w:t>6</w:t>
       </w:r>
-      <w:bookmarkEnd w:id="11"/>
+      <w:bookmarkEnd w:id="13"/>
       <w:r>
         <w:rPr>
           <w:rFonts w:cs="Times New Roman" w:ascii="Times New Roman" w:hAnsi="Times New Roman"/>
